--- a/Manual de implementación.docx
+++ b/Manual de implementación.docx
@@ -131,7 +131,7 @@
           <w:noProof/>
           <w:lang w:val="es-ES"/>
         </w:rPr>
-        <w:t>jueves, 21 de mayo de 2026</w:t>
+        <w:t>miércoles, 27 de mayo de 2026</w:t>
       </w:r>
       <w:r>
         <w:rPr>
@@ -2237,13 +2237,493 @@
         </w:rPr>
       </w:pPr>
     </w:p>
+    <w:p>
+      <w:pPr>
+        <w:tabs>
+          <w:tab w:val="left" w:pos="3735"/>
+        </w:tabs>
+        <w:rPr>
+          <w:lang w:val="es-MX"/>
+        </w:rPr>
+      </w:pPr>
+      <w:r>
+        <w:rPr>
+          <w:lang w:val="es-MX"/>
+        </w:rPr>
+        <w:tab/>
+      </w:r>
+    </w:p>
+    <w:p>
+      <w:pPr>
+        <w:rPr>
+          <w:lang w:val="es-MX"/>
+        </w:rPr>
+      </w:pPr>
+      <w:r>
+        <w:rPr>
+          <w:lang w:val="es-MX"/>
+        </w:rPr>
+        <w:br w:type="page"/>
+      </w:r>
+    </w:p>
+    <w:p>
+      <w:pPr>
+        <w:tabs>
+          <w:tab w:val="left" w:pos="3735"/>
+        </w:tabs>
+        <w:rPr>
+          <w:lang w:val="es-MX"/>
+        </w:rPr>
+      </w:pPr>
+      <w:r>
+        <w:rPr>
+          <w:noProof/>
+          <w:lang w:val="es-MX"/>
+        </w:rPr>
+        <w:lastRenderedPageBreak/>
+        <w:drawing>
+          <wp:anchor distT="0" distB="0" distL="114300" distR="114300" simplePos="0" relativeHeight="251665408" behindDoc="1" locked="0" layoutInCell="1" allowOverlap="1" wp14:anchorId="6DC5D77D" wp14:editId="25C4BA4D">
+            <wp:simplePos x="0" y="0"/>
+            <wp:positionH relativeFrom="column">
+              <wp:posOffset>1358265</wp:posOffset>
+            </wp:positionH>
+            <wp:positionV relativeFrom="paragraph">
+              <wp:posOffset>63500</wp:posOffset>
+            </wp:positionV>
+            <wp:extent cx="2190750" cy="3214370"/>
+            <wp:effectExtent l="0" t="0" r="0" b="5080"/>
+            <wp:wrapTight wrapText="bothSides">
+              <wp:wrapPolygon edited="0">
+                <wp:start x="0" y="0"/>
+                <wp:lineTo x="0" y="21506"/>
+                <wp:lineTo x="21412" y="21506"/>
+                <wp:lineTo x="21412" y="0"/>
+                <wp:lineTo x="0" y="0"/>
+              </wp:wrapPolygon>
+            </wp:wrapTight>
+            <wp:docPr id="1202563887" name="Imagen 2"/>
+            <wp:cNvGraphicFramePr>
+              <a:graphicFrameLocks xmlns:a="http://schemas.openxmlformats.org/drawingml/2006/main" noChangeAspect="1"/>
+            </wp:cNvGraphicFramePr>
+            <a:graphic xmlns:a="http://schemas.openxmlformats.org/drawingml/2006/main">
+              <a:graphicData uri="http://schemas.openxmlformats.org/drawingml/2006/picture">
+                <pic:pic xmlns:pic="http://schemas.openxmlformats.org/drawingml/2006/picture">
+                  <pic:nvPicPr>
+                    <pic:cNvPr id="1202563887" name="Imagen 1202563887"/>
+                    <pic:cNvPicPr/>
+                  </pic:nvPicPr>
+                  <pic:blipFill rotWithShape="1">
+                    <a:blip r:embed="rId13">
+                      <a:extLst>
+                        <a:ext uri="{28A0092B-C50C-407E-A947-70E740481C1C}">
+                          <a14:useLocalDpi xmlns:a14="http://schemas.microsoft.com/office/drawing/2010/main" val="0"/>
+                        </a:ext>
+                      </a:extLst>
+                    </a:blip>
+                    <a:srcRect l="12523" t="20602" r="60314" b="15616"/>
+                    <a:stretch>
+                      <a:fillRect/>
+                    </a:stretch>
+                  </pic:blipFill>
+                  <pic:spPr bwMode="auto">
+                    <a:xfrm>
+                      <a:off x="0" y="0"/>
+                      <a:ext cx="2190750" cy="3214370"/>
+                    </a:xfrm>
+                    <a:prstGeom prst="rect">
+                      <a:avLst/>
+                    </a:prstGeom>
+                    <a:ln>
+                      <a:noFill/>
+                    </a:ln>
+                    <a:extLst>
+                      <a:ext uri="{53640926-AAD7-44D8-BBD7-CCE9431645EC}">
+                        <a14:shadowObscured xmlns:a14="http://schemas.microsoft.com/office/drawing/2010/main"/>
+                      </a:ext>
+                    </a:extLst>
+                  </pic:spPr>
+                </pic:pic>
+              </a:graphicData>
+            </a:graphic>
+            <wp14:sizeRelH relativeFrom="margin">
+              <wp14:pctWidth>0</wp14:pctWidth>
+            </wp14:sizeRelH>
+            <wp14:sizeRelV relativeFrom="margin">
+              <wp14:pctHeight>0</wp14:pctHeight>
+            </wp14:sizeRelV>
+          </wp:anchor>
+        </w:drawing>
+      </w:r>
+    </w:p>
+    <w:p>
+      <w:pPr>
+        <w:rPr>
+          <w:lang w:val="es-MX"/>
+        </w:rPr>
+      </w:pPr>
+    </w:p>
+    <w:p>
+      <w:pPr>
+        <w:rPr>
+          <w:lang w:val="es-MX"/>
+        </w:rPr>
+      </w:pPr>
+    </w:p>
+    <w:p>
+      <w:pPr>
+        <w:rPr>
+          <w:lang w:val="es-MX"/>
+        </w:rPr>
+      </w:pPr>
+    </w:p>
+    <w:p>
+      <w:pPr>
+        <w:rPr>
+          <w:lang w:val="es-MX"/>
+        </w:rPr>
+      </w:pPr>
+    </w:p>
+    <w:p>
+      <w:pPr>
+        <w:rPr>
+          <w:lang w:val="es-MX"/>
+        </w:rPr>
+      </w:pPr>
+    </w:p>
+    <w:p>
+      <w:pPr>
+        <w:rPr>
+          <w:lang w:val="es-MX"/>
+        </w:rPr>
+      </w:pPr>
+    </w:p>
+    <w:p>
+      <w:pPr>
+        <w:rPr>
+          <w:lang w:val="es-MX"/>
+        </w:rPr>
+      </w:pPr>
+    </w:p>
+    <w:p>
+      <w:pPr>
+        <w:rPr>
+          <w:lang w:val="es-MX"/>
+        </w:rPr>
+      </w:pPr>
+    </w:p>
+    <w:p>
+      <w:pPr>
+        <w:rPr>
+          <w:lang w:val="es-MX"/>
+        </w:rPr>
+      </w:pPr>
+    </w:p>
+    <w:p>
+      <w:pPr>
+        <w:rPr>
+          <w:lang w:val="es-MX"/>
+        </w:rPr>
+      </w:pPr>
+    </w:p>
+    <w:p>
+      <w:pPr>
+        <w:rPr>
+          <w:lang w:val="es-MX"/>
+        </w:rPr>
+      </w:pPr>
+    </w:p>
+    <w:p>
+      <w:pPr>
+        <w:rPr>
+          <w:lang w:val="es-MX"/>
+        </w:rPr>
+      </w:pPr>
+    </w:p>
+    <w:p>
+      <w:pPr>
+        <w:jc w:val="both"/>
+        <w:rPr>
+          <w:lang w:val="es-MX"/>
+        </w:rPr>
+      </w:pPr>
+    </w:p>
+    <w:p>
+      <w:pPr>
+        <w:tabs>
+          <w:tab w:val="left" w:pos="1350"/>
+        </w:tabs>
+        <w:jc w:val="both"/>
+        <w:rPr>
+          <w:lang w:val="es-MX"/>
+        </w:rPr>
+      </w:pPr>
+      <w:r>
+        <w:rPr>
+          <w:lang w:val="es-MX"/>
+        </w:rPr>
+        <w:t xml:space="preserve">La siguiente ventana corresponde al módulo </w:t>
+      </w:r>
+      <w:proofErr w:type="gramStart"/>
+      <w:r>
+        <w:rPr>
+          <w:b/>
+          <w:bCs/>
+          <w:lang w:val="es-MX"/>
+        </w:rPr>
+        <w:t>Ticket</w:t>
+      </w:r>
+      <w:proofErr w:type="gramEnd"/>
+      <w:r>
+        <w:rPr>
+          <w:b/>
+          <w:bCs/>
+          <w:lang w:val="es-MX"/>
+        </w:rPr>
+        <w:t xml:space="preserve"> de Venta</w:t>
+      </w:r>
+      <w:r>
+        <w:rPr>
+          <w:lang w:val="es-MX"/>
+        </w:rPr>
+        <w:t xml:space="preserve"> del sistema </w:t>
+      </w:r>
+      <w:r>
+        <w:rPr>
+          <w:b/>
+          <w:bCs/>
+          <w:lang w:val="es-MX"/>
+        </w:rPr>
+        <w:t>Punto de Venta ELEVENTA</w:t>
+      </w:r>
+      <w:r>
+        <w:rPr>
+          <w:lang w:val="es-MX"/>
+        </w:rPr>
+        <w:t xml:space="preserve">. Este </w:t>
+      </w:r>
+      <w:proofErr w:type="gramStart"/>
+      <w:r>
+        <w:rPr>
+          <w:lang w:val="es-MX"/>
+        </w:rPr>
+        <w:t>ticket</w:t>
+      </w:r>
+      <w:proofErr w:type="gramEnd"/>
+      <w:r>
+        <w:rPr>
+          <w:lang w:val="es-MX"/>
+        </w:rPr>
+        <w:t xml:space="preserve"> se genera automáticamente después de registrar una venta y tiene como finalidad mostrar al usuario un comprobante visual con la información de la transacción realizada.</w:t>
+      </w:r>
+    </w:p>
+    <w:p>
+      <w:pPr>
+        <w:tabs>
+          <w:tab w:val="left" w:pos="1350"/>
+        </w:tabs>
+        <w:jc w:val="both"/>
+        <w:rPr>
+          <w:lang w:val="es-MX"/>
+        </w:rPr>
+      </w:pPr>
+      <w:r>
+        <w:rPr>
+          <w:lang w:val="es-MX"/>
+        </w:rPr>
+        <w:t xml:space="preserve">El </w:t>
+      </w:r>
+      <w:proofErr w:type="gramStart"/>
+      <w:r>
+        <w:rPr>
+          <w:lang w:val="es-MX"/>
+        </w:rPr>
+        <w:t>ticket</w:t>
+      </w:r>
+      <w:proofErr w:type="gramEnd"/>
+      <w:r>
+        <w:rPr>
+          <w:lang w:val="es-MX"/>
+        </w:rPr>
+        <w:t xml:space="preserve"> presenta un diseño moderno y organizado, incluyendo el nombre del sistema, la fecha y hora de la compra, así como los datos principales de la venta. Entre los elementos mostrados se encuentran:</w:t>
+      </w:r>
+    </w:p>
+    <w:p>
+      <w:pPr>
+        <w:numPr>
+          <w:ilvl w:val="0"/>
+          <w:numId w:val="17"/>
+        </w:numPr>
+        <w:tabs>
+          <w:tab w:val="left" w:pos="1350"/>
+        </w:tabs>
+        <w:jc w:val="both"/>
+        <w:rPr>
+          <w:lang w:val="es-MX"/>
+        </w:rPr>
+      </w:pPr>
+      <w:r>
+        <w:rPr>
+          <w:lang w:val="es-MX"/>
+        </w:rPr>
+        <w:t xml:space="preserve">Nombre del producto vendido. </w:t>
+      </w:r>
+    </w:p>
+    <w:p>
+      <w:pPr>
+        <w:numPr>
+          <w:ilvl w:val="0"/>
+          <w:numId w:val="17"/>
+        </w:numPr>
+        <w:tabs>
+          <w:tab w:val="left" w:pos="1350"/>
+        </w:tabs>
+        <w:jc w:val="both"/>
+        <w:rPr>
+          <w:lang w:val="es-MX"/>
+        </w:rPr>
+      </w:pPr>
+      <w:r>
+        <w:rPr>
+          <w:lang w:val="es-MX"/>
+        </w:rPr>
+        <w:t xml:space="preserve">Precio unitario del producto. </w:t>
+      </w:r>
+    </w:p>
+    <w:p>
+      <w:pPr>
+        <w:numPr>
+          <w:ilvl w:val="0"/>
+          <w:numId w:val="17"/>
+        </w:numPr>
+        <w:tabs>
+          <w:tab w:val="left" w:pos="1350"/>
+        </w:tabs>
+        <w:jc w:val="both"/>
+        <w:rPr>
+          <w:lang w:val="es-MX"/>
+        </w:rPr>
+      </w:pPr>
+      <w:r>
+        <w:rPr>
+          <w:lang w:val="es-MX"/>
+        </w:rPr>
+        <w:t xml:space="preserve">Cantidad adquirida. </w:t>
+      </w:r>
+    </w:p>
+    <w:p>
+      <w:pPr>
+        <w:numPr>
+          <w:ilvl w:val="0"/>
+          <w:numId w:val="17"/>
+        </w:numPr>
+        <w:tabs>
+          <w:tab w:val="left" w:pos="1350"/>
+        </w:tabs>
+        <w:jc w:val="both"/>
+        <w:rPr>
+          <w:lang w:val="es-MX"/>
+        </w:rPr>
+      </w:pPr>
+      <w:r>
+        <w:rPr>
+          <w:lang w:val="es-MX"/>
+        </w:rPr>
+        <w:t>Total,</w:t>
+      </w:r>
+      <w:r>
+        <w:rPr>
+          <w:lang w:val="es-MX"/>
+        </w:rPr>
+        <w:t xml:space="preserve"> de la compra calculado automáticamente. </w:t>
+      </w:r>
+    </w:p>
+    <w:p>
+      <w:pPr>
+        <w:numPr>
+          <w:ilvl w:val="0"/>
+          <w:numId w:val="17"/>
+        </w:numPr>
+        <w:tabs>
+          <w:tab w:val="left" w:pos="1350"/>
+        </w:tabs>
+        <w:jc w:val="both"/>
+        <w:rPr>
+          <w:lang w:val="es-MX"/>
+        </w:rPr>
+      </w:pPr>
+      <w:r>
+        <w:rPr>
+          <w:lang w:val="es-MX"/>
+        </w:rPr>
+        <w:t xml:space="preserve">Mensaje de agradecimiento al cliente. </w:t>
+      </w:r>
+    </w:p>
+    <w:p>
+      <w:pPr>
+        <w:tabs>
+          <w:tab w:val="left" w:pos="1350"/>
+        </w:tabs>
+        <w:jc w:val="both"/>
+        <w:rPr>
+          <w:lang w:val="es-MX"/>
+        </w:rPr>
+      </w:pPr>
+      <w:r>
+        <w:rPr>
+          <w:lang w:val="es-MX"/>
+        </w:rPr>
+        <w:t xml:space="preserve">Además, el sistema permite incorporar una imagen o logotipo personalizado en la parte superior del </w:t>
+      </w:r>
+      <w:proofErr w:type="gramStart"/>
+      <w:r>
+        <w:rPr>
+          <w:lang w:val="es-MX"/>
+        </w:rPr>
+        <w:t>ticket</w:t>
+      </w:r>
+      <w:proofErr w:type="gramEnd"/>
+      <w:r>
+        <w:rPr>
+          <w:lang w:val="es-MX"/>
+        </w:rPr>
+        <w:t xml:space="preserve"> para mejorar la presentación visual y la identidad del negocio.</w:t>
+      </w:r>
+    </w:p>
+    <w:p>
+      <w:pPr>
+        <w:tabs>
+          <w:tab w:val="left" w:pos="1350"/>
+        </w:tabs>
+        <w:jc w:val="both"/>
+        <w:rPr>
+          <w:lang w:val="es-MX"/>
+        </w:rPr>
+      </w:pPr>
+      <w:r>
+        <w:rPr>
+          <w:lang w:val="es-MX"/>
+        </w:rPr>
+        <w:t>Este módulo facilita el control de ventas y brinda una experiencia más profesional al usuario final, simulando</w:t>
+      </w:r>
+    </w:p>
+    <w:p>
+      <w:pPr>
+        <w:tabs>
+          <w:tab w:val="left" w:pos="1350"/>
+        </w:tabs>
+        <w:jc w:val="both"/>
+        <w:rPr>
+          <w:lang w:val="es-MX"/>
+        </w:rPr>
+      </w:pPr>
+    </w:p>
     <w:sectPr>
-      <w:headerReference w:type="even" r:id="rId13"/>
-      <w:headerReference w:type="default" r:id="rId14"/>
-      <w:footerReference w:type="even" r:id="rId15"/>
-      <w:footerReference w:type="default" r:id="rId16"/>
-      <w:headerReference w:type="first" r:id="rId17"/>
-      <w:footerReference w:type="first" r:id="rId18"/>
+      <w:headerReference w:type="even" r:id="rId14"/>
+      <w:headerReference w:type="default" r:id="rId15"/>
+      <w:footerReference w:type="even" r:id="rId16"/>
+      <w:footerReference w:type="default" r:id="rId17"/>
+      <w:headerReference w:type="first" r:id="rId18"/>
+      <w:footerReference w:type="first" r:id="rId19"/>
       <w:pgSz w:w="11906" w:h="16838"/>
       <w:pgMar w:top="1417" w:right="1701" w:bottom="1417" w:left="1701" w:header="708" w:footer="708" w:gutter="0"/>
       <w:cols w:space="708"/>
@@ -2333,7 +2813,6 @@
             <w:dataBinding w:prefixMappings="xmlns:ns0='http://purl.org/dc/elements/1.1/' xmlns:ns1='http://schemas.openxmlformats.org/package/2006/metadata/core-properties' " w:xpath="/ns1:coreProperties[1]/ns0:creator[1]" w:storeItemID="{6C3C8BC8-F283-45AE-878A-BAB7291924A1}"/>
             <w:text/>
           </w:sdtPr>
-          <w:sdtEndPr/>
           <w:sdtContent>
             <w:p>
               <w:pPr>
@@ -2349,21 +2828,7 @@
                   <w:caps/>
                   <w:color w:val="000000" w:themeColor="text1"/>
                 </w:rPr>
-                <w:t>irvin</w:t>
-              </w:r>
-              <w:r>
-                <w:rPr>
-                  <w:caps/>
-                  <w:color w:val="000000" w:themeColor="text1"/>
-                </w:rPr>
-                <w:t xml:space="preserve"> y sara</w:t>
-              </w:r>
-              <w:r>
-                <w:rPr>
-                  <w:caps/>
-                  <w:color w:val="000000" w:themeColor="text1"/>
-                </w:rPr>
-                <w:t xml:space="preserve"> </w:t>
+                <w:t>irvin y sara</w:t>
               </w:r>
             </w:p>
           </w:sdtContent>
@@ -2585,7 +3050,6 @@
               <w:dataBinding w:prefixMappings="xmlns:ns0='http://purl.org/dc/elements/1.1/' xmlns:ns1='http://schemas.openxmlformats.org/package/2006/metadata/core-properties' " w:xpath="/ns1:coreProperties[1]/ns0:title[1]" w:storeItemID="{6C3C8BC8-F283-45AE-878A-BAB7291924A1}"/>
               <w:text/>
             </w:sdtPr>
-            <w:sdtEndPr/>
             <w:sdtContent>
               <w:r>
                 <w:rPr>
@@ -3267,6 +3731,155 @@
     </w:lvl>
   </w:abstractNum>
   <w:abstractNum w:abstractNumId="5" w15:restartNumberingAfterBreak="0">
+    <w:nsid w:val="5A681BA0"/>
+    <w:multiLevelType w:val="multilevel"/>
+    <w:tmpl w:val="0DFE2000"/>
+    <w:lvl w:ilvl="0">
+      <w:start w:val="1"/>
+      <w:numFmt w:val="bullet"/>
+      <w:lvlText w:val=""/>
+      <w:lvlJc w:val="left"/>
+      <w:pPr>
+        <w:tabs>
+          <w:tab w:val="num" w:pos="720"/>
+        </w:tabs>
+        <w:ind w:left="720" w:hanging="360"/>
+      </w:pPr>
+      <w:rPr>
+        <w:rFonts w:ascii="Symbol" w:hAnsi="Symbol" w:hint="default"/>
+        <w:sz w:val="20"/>
+      </w:rPr>
+    </w:lvl>
+    <w:lvl w:ilvl="1" w:tentative="1">
+      <w:start w:val="1"/>
+      <w:numFmt w:val="bullet"/>
+      <w:lvlText w:val="o"/>
+      <w:lvlJc w:val="left"/>
+      <w:pPr>
+        <w:tabs>
+          <w:tab w:val="num" w:pos="1440"/>
+        </w:tabs>
+        <w:ind w:left="1440" w:hanging="360"/>
+      </w:pPr>
+      <w:rPr>
+        <w:rFonts w:ascii="Courier New" w:hAnsi="Courier New" w:hint="default"/>
+        <w:sz w:val="20"/>
+      </w:rPr>
+    </w:lvl>
+    <w:lvl w:ilvl="2" w:tentative="1">
+      <w:start w:val="1"/>
+      <w:numFmt w:val="bullet"/>
+      <w:lvlText w:val=""/>
+      <w:lvlJc w:val="left"/>
+      <w:pPr>
+        <w:tabs>
+          <w:tab w:val="num" w:pos="2160"/>
+        </w:tabs>
+        <w:ind w:left="2160" w:hanging="360"/>
+      </w:pPr>
+      <w:rPr>
+        <w:rFonts w:ascii="Wingdings" w:hAnsi="Wingdings" w:hint="default"/>
+        <w:sz w:val="20"/>
+      </w:rPr>
+    </w:lvl>
+    <w:lvl w:ilvl="3" w:tentative="1">
+      <w:start w:val="1"/>
+      <w:numFmt w:val="bullet"/>
+      <w:lvlText w:val=""/>
+      <w:lvlJc w:val="left"/>
+      <w:pPr>
+        <w:tabs>
+          <w:tab w:val="num" w:pos="2880"/>
+        </w:tabs>
+        <w:ind w:left="2880" w:hanging="360"/>
+      </w:pPr>
+      <w:rPr>
+        <w:rFonts w:ascii="Wingdings" w:hAnsi="Wingdings" w:hint="default"/>
+        <w:sz w:val="20"/>
+      </w:rPr>
+    </w:lvl>
+    <w:lvl w:ilvl="4" w:tentative="1">
+      <w:start w:val="1"/>
+      <w:numFmt w:val="bullet"/>
+      <w:lvlText w:val=""/>
+      <w:lvlJc w:val="left"/>
+      <w:pPr>
+        <w:tabs>
+          <w:tab w:val="num" w:pos="3600"/>
+        </w:tabs>
+        <w:ind w:left="3600" w:hanging="360"/>
+      </w:pPr>
+      <w:rPr>
+        <w:rFonts w:ascii="Wingdings" w:hAnsi="Wingdings" w:hint="default"/>
+        <w:sz w:val="20"/>
+      </w:rPr>
+    </w:lvl>
+    <w:lvl w:ilvl="5" w:tentative="1">
+      <w:start w:val="1"/>
+      <w:numFmt w:val="bullet"/>
+      <w:lvlText w:val=""/>
+      <w:lvlJc w:val="left"/>
+      <w:pPr>
+        <w:tabs>
+          <w:tab w:val="num" w:pos="4320"/>
+        </w:tabs>
+        <w:ind w:left="4320" w:hanging="360"/>
+      </w:pPr>
+      <w:rPr>
+        <w:rFonts w:ascii="Wingdings" w:hAnsi="Wingdings" w:hint="default"/>
+        <w:sz w:val="20"/>
+      </w:rPr>
+    </w:lvl>
+    <w:lvl w:ilvl="6" w:tentative="1">
+      <w:start w:val="1"/>
+      <w:numFmt w:val="bullet"/>
+      <w:lvlText w:val=""/>
+      <w:lvlJc w:val="left"/>
+      <w:pPr>
+        <w:tabs>
+          <w:tab w:val="num" w:pos="5040"/>
+        </w:tabs>
+        <w:ind w:left="5040" w:hanging="360"/>
+      </w:pPr>
+      <w:rPr>
+        <w:rFonts w:ascii="Wingdings" w:hAnsi="Wingdings" w:hint="default"/>
+        <w:sz w:val="20"/>
+      </w:rPr>
+    </w:lvl>
+    <w:lvl w:ilvl="7" w:tentative="1">
+      <w:start w:val="1"/>
+      <w:numFmt w:val="bullet"/>
+      <w:lvlText w:val=""/>
+      <w:lvlJc w:val="left"/>
+      <w:pPr>
+        <w:tabs>
+          <w:tab w:val="num" w:pos="5760"/>
+        </w:tabs>
+        <w:ind w:left="5760" w:hanging="360"/>
+      </w:pPr>
+      <w:rPr>
+        <w:rFonts w:ascii="Wingdings" w:hAnsi="Wingdings" w:hint="default"/>
+        <w:sz w:val="20"/>
+      </w:rPr>
+    </w:lvl>
+    <w:lvl w:ilvl="8" w:tentative="1">
+      <w:start w:val="1"/>
+      <w:numFmt w:val="bullet"/>
+      <w:lvlText w:val=""/>
+      <w:lvlJc w:val="left"/>
+      <w:pPr>
+        <w:tabs>
+          <w:tab w:val="num" w:pos="6480"/>
+        </w:tabs>
+        <w:ind w:left="6480" w:hanging="360"/>
+      </w:pPr>
+      <w:rPr>
+        <w:rFonts w:ascii="Wingdings" w:hAnsi="Wingdings" w:hint="default"/>
+        <w:sz w:val="20"/>
+      </w:rPr>
+    </w:lvl>
+  </w:abstractNum>
+  <w:abstractNum w:abstractNumId="6" w15:restartNumberingAfterBreak="0">
     <w:nsid w:val="6E8B16C1"/>
     <w:multiLevelType w:val="hybridMultilevel"/>
     <w:tmpl w:val="632AB206"/>
@@ -3379,7 +3992,7 @@
       </w:rPr>
     </w:lvl>
   </w:abstractNum>
-  <w:abstractNum w:abstractNumId="6" w15:restartNumberingAfterBreak="0">
+  <w:abstractNum w:abstractNumId="7" w15:restartNumberingAfterBreak="0">
     <w:nsid w:val="71E36A02"/>
     <w:multiLevelType w:val="multilevel"/>
     <w:tmpl w:val="26C6F2FC"/>
@@ -3565,16 +4178,19 @@
     <w:abstractNumId w:val="4"/>
   </w:num>
   <w:num w:numId="13" w16cid:durableId="440806540">
-    <w:abstractNumId w:val="6"/>
+    <w:abstractNumId w:val="7"/>
   </w:num>
   <w:num w:numId="14" w16cid:durableId="1927807946">
     <w:abstractNumId w:val="2"/>
   </w:num>
   <w:num w:numId="15" w16cid:durableId="99645247">
-    <w:abstractNumId w:val="5"/>
+    <w:abstractNumId w:val="6"/>
   </w:num>
   <w:num w:numId="16" w16cid:durableId="908462892">
     <w:abstractNumId w:val="0"/>
+  </w:num>
+  <w:num w:numId="17" w16cid:durableId="360740578">
+    <w:abstractNumId w:val="5"/>
   </w:num>
 </w:numbering>
 </file>
@@ -4199,7 +4815,6 @@
   <w:style w:type="character" w:default="1" w:styleId="Fuentedeprrafopredeter">
     <w:name w:val="Default Paragraph Font"/>
     <w:uiPriority w:val="1"/>
-    <w:semiHidden/>
     <w:unhideWhenUsed/>
   </w:style>
   <w:style w:type="table" w:default="1" w:styleId="Tablanormal">
@@ -4676,6 +5291,19 @@
     <w:uiPriority w:val="99"/>
     <w:rsid w:val="00775DD4"/>
   </w:style>
+  <w:style w:type="paragraph" w:styleId="NormalWeb">
+    <w:name w:val="Normal (Web)"/>
+    <w:basedOn w:val="Normal"/>
+    <w:uiPriority w:val="99"/>
+    <w:semiHidden/>
+    <w:unhideWhenUsed/>
+    <w:rsid w:val="00322AAB"/>
+    <w:rPr>
+      <w:rFonts w:ascii="Times New Roman" w:hAnsi="Times New Roman" w:cs="Times New Roman"/>
+      <w:sz w:val="24"/>
+      <w:szCs w:val="24"/>
+    </w:rPr>
+  </w:style>
 </w:styles>
 </file>
 
@@ -4835,8 +5463,10 @@
     <w:rsid w:val="00617CC3"/>
     <w:rsid w:val="006327AD"/>
     <w:rsid w:val="006A4259"/>
+    <w:rsid w:val="00793E94"/>
     <w:rsid w:val="008160A1"/>
     <w:rsid w:val="0094329B"/>
+    <w:rsid w:val="00956A71"/>
     <w:rsid w:val="00AA611E"/>
     <w:rsid w:val="00C3659E"/>
     <w:rsid w:val="00D41422"/>

--- a/Manual de implementación.docx
+++ b/Manual de implementación.docx
@@ -2275,20 +2275,54 @@
           <w:lang w:val="es-MX"/>
         </w:rPr>
       </w:pPr>
+    </w:p>
+    <w:p>
+      <w:pPr>
+        <w:pStyle w:val="Ttulo2"/>
+        <w:rPr>
+          <w:lang w:val="es-MX"/>
+        </w:rPr>
+      </w:pPr>
+      <w:r>
+        <w:rPr>
+          <w:lang w:val="es-MX"/>
+        </w:rPr>
+        <w:t>TICKET DE VENTA</w:t>
+      </w:r>
+    </w:p>
+    <w:p>
+      <w:pPr>
+        <w:rPr>
+          <w:lang w:val="es-MX"/>
+        </w:rPr>
+      </w:pPr>
+    </w:p>
+    <w:p>
+      <w:pPr>
+        <w:rPr>
+          <w:lang w:val="es-MX"/>
+        </w:rPr>
+      </w:pPr>
+    </w:p>
+    <w:p>
+      <w:pPr>
+        <w:rPr>
+          <w:lang w:val="es-MX"/>
+        </w:rPr>
+      </w:pPr>
       <w:r>
         <w:rPr>
           <w:noProof/>
           <w:lang w:val="es-MX"/>
         </w:rPr>
-        <w:lastRenderedPageBreak/>
         <w:drawing>
-          <wp:anchor distT="0" distB="0" distL="114300" distR="114300" simplePos="0" relativeHeight="251665408" behindDoc="1" locked="0" layoutInCell="1" allowOverlap="1" wp14:anchorId="6DC5D77D" wp14:editId="25C4BA4D">
+          <wp:anchor distT="0" distB="0" distL="114300" distR="114300" simplePos="0" relativeHeight="251665408" behindDoc="1" locked="0" layoutInCell="1" allowOverlap="1" wp14:anchorId="6DC5D77D" wp14:editId="383D2965">
             <wp:simplePos x="0" y="0"/>
             <wp:positionH relativeFrom="column">
-              <wp:posOffset>1358265</wp:posOffset>
+              <wp:posOffset>1272540</wp:posOffset>
             </wp:positionH>
             <wp:positionV relativeFrom="paragraph">
-              <wp:posOffset>63500</wp:posOffset>
+              <wp:posOffset>6985</wp:posOffset>
             </wp:positionV>
             <wp:extent cx="2190750" cy="3214370"/>
             <wp:effectExtent l="0" t="0" r="0" b="5080"/>
@@ -2413,34 +2447,6 @@
     </w:p>
     <w:p>
       <w:pPr>
-        <w:rPr>
-          <w:lang w:val="es-MX"/>
-        </w:rPr>
-      </w:pPr>
-    </w:p>
-    <w:p>
-      <w:pPr>
-        <w:rPr>
-          <w:lang w:val="es-MX"/>
-        </w:rPr>
-      </w:pPr>
-    </w:p>
-    <w:p>
-      <w:pPr>
-        <w:rPr>
-          <w:lang w:val="es-MX"/>
-        </w:rPr>
-      </w:pPr>
-    </w:p>
-    <w:p>
-      <w:pPr>
-        <w:rPr>
-          <w:lang w:val="es-MX"/>
-        </w:rPr>
-      </w:pPr>
-    </w:p>
-    <w:p>
-      <w:pPr>
         <w:jc w:val="both"/>
         <w:rPr>
           <w:lang w:val="es-MX"/>
@@ -2461,6 +2467,12 @@
         <w:rPr>
           <w:lang w:val="es-MX"/>
         </w:rPr>
+        <w:tab/>
+      </w:r>
+      <w:r>
+        <w:rPr>
+          <w:lang w:val="es-MX"/>
+        </w:rPr>
         <w:t xml:space="preserve">La siguiente ventana corresponde al módulo </w:t>
       </w:r>
       <w:proofErr w:type="gramStart"/>
@@ -2499,21 +2511,7 @@
         <w:rPr>
           <w:lang w:val="es-MX"/>
         </w:rPr>
-        <w:t xml:space="preserve">. Este </w:t>
-      </w:r>
-      <w:proofErr w:type="gramStart"/>
-      <w:r>
-        <w:rPr>
-          <w:lang w:val="es-MX"/>
-        </w:rPr>
-        <w:t>ticket</w:t>
-      </w:r>
-      <w:proofErr w:type="gramEnd"/>
-      <w:r>
-        <w:rPr>
-          <w:lang w:val="es-MX"/>
-        </w:rPr>
-        <w:t xml:space="preserve"> se genera automáticamente después de registrar una venta y tiene como finalidad mostrar al usuario un comprobante visual con la información de la transacción realizada.</w:t>
+        <w:t>. Este ticket se genera automáticamente después de registrar una venta y tiene como finalidad mostrar al usuario un comprobante visual con la información de la transacción realizada.</w:t>
       </w:r>
     </w:p>
     <w:p>
@@ -2530,21 +2528,7 @@
         <w:rPr>
           <w:lang w:val="es-MX"/>
         </w:rPr>
-        <w:t xml:space="preserve">El </w:t>
-      </w:r>
-      <w:proofErr w:type="gramStart"/>
-      <w:r>
-        <w:rPr>
-          <w:lang w:val="es-MX"/>
-        </w:rPr>
-        <w:t>ticket</w:t>
-      </w:r>
-      <w:proofErr w:type="gramEnd"/>
-      <w:r>
-        <w:rPr>
-          <w:lang w:val="es-MX"/>
-        </w:rPr>
-        <w:t xml:space="preserve"> presenta un diseño moderno y organizado, incluyendo el nombre del sistema, la fecha y hora de la compra, así como los datos principales de la venta. Entre los elementos mostrados se encuentran:</w:t>
+        <w:t>El ticket presenta un diseño moderno y organizado, incluyendo el nombre del sistema, la fecha y hora de la compra, así como los datos principales de la venta. Entre los elementos mostrados se encuentran:</w:t>
       </w:r>
     </w:p>
     <w:p>
@@ -2628,13 +2612,7 @@
         <w:rPr>
           <w:lang w:val="es-MX"/>
         </w:rPr>
-        <w:t>Total,</w:t>
-      </w:r>
-      <w:r>
-        <w:rPr>
-          <w:lang w:val="es-MX"/>
-        </w:rPr>
-        <w:t xml:space="preserve"> de la compra calculado automáticamente. </w:t>
+        <w:t xml:space="preserve">Total de la compra calculado automáticamente. </w:t>
       </w:r>
     </w:p>
     <w:p>
@@ -2672,21 +2650,7 @@
         <w:rPr>
           <w:lang w:val="es-MX"/>
         </w:rPr>
-        <w:t xml:space="preserve">Además, el sistema permite incorporar una imagen o logotipo personalizado en la parte superior del </w:t>
-      </w:r>
-      <w:proofErr w:type="gramStart"/>
-      <w:r>
-        <w:rPr>
-          <w:lang w:val="es-MX"/>
-        </w:rPr>
-        <w:t>ticket</w:t>
-      </w:r>
-      <w:proofErr w:type="gramEnd"/>
-      <w:r>
-        <w:rPr>
-          <w:lang w:val="es-MX"/>
-        </w:rPr>
-        <w:t xml:space="preserve"> para mejorar la presentación visual y la identidad del negocio.</w:t>
+        <w:t>Además, el sistema permite incorporar una imagen o logotipo personalizado en la parte superior del ticket para mejorar la presentación visual y la identidad del negocio.</w:t>
       </w:r>
     </w:p>
     <w:p>
@@ -4815,6 +4779,7 @@
   <w:style w:type="character" w:default="1" w:styleId="Fuentedeprrafopredeter">
     <w:name w:val="Default Paragraph Font"/>
     <w:uiPriority w:val="1"/>
+    <w:semiHidden/>
     <w:unhideWhenUsed/>
   </w:style>
   <w:style w:type="table" w:default="1" w:styleId="Tablanormal">
@@ -5457,19 +5422,21 @@
     <w:rsid w:val="001F6541"/>
     <w:rsid w:val="00211A3C"/>
     <w:rsid w:val="002713AC"/>
+    <w:rsid w:val="002F3A24"/>
     <w:rsid w:val="004A3D4D"/>
     <w:rsid w:val="004E38EB"/>
     <w:rsid w:val="005B0050"/>
     <w:rsid w:val="00617CC3"/>
     <w:rsid w:val="006327AD"/>
     <w:rsid w:val="006A4259"/>
-    <w:rsid w:val="00793E94"/>
     <w:rsid w:val="008160A1"/>
     <w:rsid w:val="0094329B"/>
     <w:rsid w:val="00956A71"/>
     <w:rsid w:val="00AA611E"/>
+    <w:rsid w:val="00C01DE4"/>
     <w:rsid w:val="00C3659E"/>
     <w:rsid w:val="00D41422"/>
+    <w:rsid w:val="00DC5D2A"/>
     <w:rsid w:val="00ED56B7"/>
     <w:rsid w:val="00EF2937"/>
     <w:rsid w:val="00FB32D2"/>

--- a/Manual de implementación.docx
+++ b/Manual de implementación.docx
@@ -178,6 +178,10 @@
     <w:sdt>
       <w:sdtPr>
         <w:rPr>
+          <w:rFonts w:asciiTheme="minorHAnsi" w:eastAsiaTheme="minorEastAsia" w:hAnsiTheme="minorHAnsi" w:cstheme="minorBidi"/>
+          <w:caps w:val="0"/>
+          <w:sz w:val="22"/>
+          <w:szCs w:val="22"/>
           <w:lang w:val="es-ES"/>
         </w:rPr>
         <w:id w:val="-1477440305"/>
@@ -188,12 +192,8 @@
       </w:sdtPr>
       <w:sdtEndPr>
         <w:rPr>
-          <w:rFonts w:asciiTheme="minorHAnsi" w:eastAsiaTheme="minorEastAsia" w:hAnsiTheme="minorHAnsi" w:cstheme="minorBidi"/>
           <w:b/>
           <w:bCs/>
-          <w:caps w:val="0"/>
-          <w:sz w:val="22"/>
-          <w:szCs w:val="22"/>
         </w:rPr>
       </w:sdtEndPr>
       <w:sdtContent>
@@ -892,62 +892,6 @@
     <w:p>
       <w:pPr>
         <w:rPr>
-          <w:lang w:val="es-ES"/>
-        </w:rPr>
-      </w:pPr>
-    </w:p>
-    <w:p>
-      <w:pPr>
-        <w:rPr>
-          <w:lang w:val="es-ES"/>
-        </w:rPr>
-      </w:pPr>
-    </w:p>
-    <w:p>
-      <w:pPr>
-        <w:rPr>
-          <w:lang w:val="es-ES"/>
-        </w:rPr>
-      </w:pPr>
-    </w:p>
-    <w:p>
-      <w:pPr>
-        <w:rPr>
-          <w:lang w:val="es-ES"/>
-        </w:rPr>
-      </w:pPr>
-    </w:p>
-    <w:p>
-      <w:pPr>
-        <w:rPr>
-          <w:lang w:val="es-ES"/>
-        </w:rPr>
-      </w:pPr>
-    </w:p>
-    <w:p>
-      <w:pPr>
-        <w:rPr>
-          <w:lang w:val="es-ES"/>
-        </w:rPr>
-      </w:pPr>
-    </w:p>
-    <w:p>
-      <w:pPr>
-        <w:rPr>
-          <w:lang w:val="es-MX"/>
-        </w:rPr>
-      </w:pPr>
-    </w:p>
-    <w:p>
-      <w:pPr>
-        <w:rPr>
-          <w:lang w:val="es-MX"/>
-        </w:rPr>
-      </w:pPr>
-    </w:p>
-    <w:p>
-      <w:pPr>
-        <w:rPr>
           <w:lang w:val="es-MX"/>
         </w:rPr>
       </w:pPr>
@@ -1224,7 +1168,6 @@
           <w:noProof/>
           <w:lang w:val="es-ES"/>
         </w:rPr>
-        <w:lastRenderedPageBreak/>
         <w:drawing>
           <wp:inline distT="0" distB="0" distL="0" distR="0" wp14:anchorId="3A044C6C" wp14:editId="32F09710">
             <wp:extent cx="5400040" cy="2700020"/>
@@ -3158,28 +3101,7 @@
       </w:r>
       <w:proofErr w:type="gramEnd"/>
       <w:r>
-        <w:t xml:space="preserve"> </w:t>
-      </w:r>
-      <w:r>
-        <w:t xml:space="preserve">con la venta realizada .muestra una vista </w:t>
-      </w:r>
-      <w:r>
-        <w:t>previa de</w:t>
-      </w:r>
-      <w:r>
-        <w:t xml:space="preserve"> </w:t>
-      </w:r>
-      <w:r>
-        <w:t>cómo</w:t>
-      </w:r>
-      <w:r>
-        <w:t xml:space="preserve"> debería de </w:t>
-      </w:r>
-      <w:r>
-        <w:t>salir en</w:t>
-      </w:r>
-      <w:r>
-        <w:t xml:space="preserve"> una impresa térmica este </w:t>
+        <w:t xml:space="preserve"> con la venta realizada .muestra una vista previa de cómo debería de salir en una impresa térmica este </w:t>
       </w:r>
       <w:proofErr w:type="gramStart"/>
       <w:r>
@@ -3187,13 +3109,7 @@
       </w:r>
       <w:proofErr w:type="gramEnd"/>
       <w:r>
-        <w:t xml:space="preserve"> avala que se </w:t>
-      </w:r>
-      <w:r>
-        <w:t>realizó</w:t>
-      </w:r>
-      <w:r>
-        <w:t xml:space="preserve"> la compra de los productos que se describe </w:t>
+        <w:t xml:space="preserve"> avala que se realizó la compra de los productos que se describe </w:t>
       </w:r>
     </w:p>
     <w:p>
@@ -3423,6 +3339,9 @@
         </w:rPr>
       </w:pPr>
       <w:r>
+        <w:rPr>
+          <w:noProof/>
+        </w:rPr>
         <w:drawing>
           <wp:anchor distT="0" distB="0" distL="114300" distR="114300" simplePos="0" relativeHeight="251667456" behindDoc="1" locked="0" layoutInCell="1" allowOverlap="1" wp14:anchorId="3FE97ABA" wp14:editId="627D43FF">
             <wp:simplePos x="0" y="0"/>
@@ -5770,6 +5689,7 @@
   <w:style w:type="character" w:default="1" w:styleId="Fuentedeprrafopredeter">
     <w:name w:val="Default Paragraph Font"/>
     <w:uiPriority w:val="1"/>
+    <w:semiHidden/>
     <w:unhideWhenUsed/>
   </w:style>
   <w:style w:type="table" w:default="1" w:styleId="Tablanormal">
@@ -6465,6 +6385,7 @@
     <w:rsid w:val="00045B03"/>
     <w:rsid w:val="00101ABB"/>
     <w:rsid w:val="00140ECD"/>
+    <w:rsid w:val="001A1C4E"/>
     <w:rsid w:val="001F6541"/>
     <w:rsid w:val="00211A3C"/>
     <w:rsid w:val="002713AC"/>
@@ -6478,6 +6399,7 @@
     <w:rsid w:val="008160A1"/>
     <w:rsid w:val="0094329B"/>
     <w:rsid w:val="00956A71"/>
+    <w:rsid w:val="00A47FC1"/>
     <w:rsid w:val="00AA611E"/>
     <w:rsid w:val="00C01DE4"/>
     <w:rsid w:val="00C3659E"/>

--- a/Manual de implementación.docx
+++ b/Manual de implementación.docx
@@ -892,6 +892,20 @@
     <w:p>
       <w:pPr>
         <w:rPr>
+          <w:lang w:val="es-ES"/>
+        </w:rPr>
+      </w:pPr>
+    </w:p>
+    <w:p>
+      <w:pPr>
+        <w:rPr>
+          <w:lang w:val="es-ES"/>
+        </w:rPr>
+      </w:pPr>
+    </w:p>
+    <w:p>
+      <w:pPr>
+        <w:rPr>
           <w:lang w:val="es-MX"/>
         </w:rPr>
       </w:pPr>
@@ -1154,22 +1168,13 @@
           <w:lang w:val="es-ES"/>
         </w:rPr>
       </w:pPr>
-    </w:p>
-    <w:p>
-      <w:pPr>
-        <w:spacing w:line="360" w:lineRule="auto"/>
-        <w:jc w:val="center"/>
-        <w:rPr>
-          <w:lang w:val="es-ES"/>
-        </w:rPr>
-      </w:pPr>
       <w:r>
         <w:rPr>
           <w:noProof/>
           <w:lang w:val="es-ES"/>
         </w:rPr>
         <w:drawing>
-          <wp:inline distT="0" distB="0" distL="0" distR="0" wp14:anchorId="3A044C6C" wp14:editId="32F09710">
+          <wp:inline distT="0" distB="0" distL="0" distR="0" wp14:anchorId="062DE6A3" wp14:editId="0031EB9E">
             <wp:extent cx="5400040" cy="2700020"/>
             <wp:effectExtent l="0" t="0" r="0" b="5080"/>
             <wp:docPr id="495282196" name="Imagen 5"/>
@@ -1210,6 +1215,15 @@
           </wp:inline>
         </w:drawing>
       </w:r>
+    </w:p>
+    <w:p>
+      <w:pPr>
+        <w:spacing w:line="360" w:lineRule="auto"/>
+        <w:jc w:val="center"/>
+        <w:rPr>
+          <w:lang w:val="es-ES"/>
+        </w:rPr>
+      </w:pPr>
     </w:p>
     <w:p>
       <w:pPr>
@@ -6385,11 +6399,11 @@
     <w:rsid w:val="00045B03"/>
     <w:rsid w:val="00101ABB"/>
     <w:rsid w:val="00140ECD"/>
-    <w:rsid w:val="001A1C4E"/>
     <w:rsid w:val="001F6541"/>
     <w:rsid w:val="00211A3C"/>
     <w:rsid w:val="002713AC"/>
     <w:rsid w:val="002F3A24"/>
+    <w:rsid w:val="00375662"/>
     <w:rsid w:val="004A3D4D"/>
     <w:rsid w:val="004E38EB"/>
     <w:rsid w:val="005B0050"/>
@@ -6399,7 +6413,6 @@
     <w:rsid w:val="008160A1"/>
     <w:rsid w:val="0094329B"/>
     <w:rsid w:val="00956A71"/>
-    <w:rsid w:val="00A47FC1"/>
     <w:rsid w:val="00AA611E"/>
     <w:rsid w:val="00C01DE4"/>
     <w:rsid w:val="00C3659E"/>
